--- a/respuestas_VALO/Diseño Archivo Cuotas VALO - RESPONDIDO.docx
+++ b/respuestas_VALO/Diseño Archivo Cuotas VALO - RESPONDIDO.docx
@@ -25,7 +25,7 @@
     </w:p>
     <w:tbl>
       <w:tblPr>
-        <w:tblW w:w="8934" w:type="dxa"/>
+        <w:tblW w:w="8505" w:type="dxa"/>
         <w:jc w:val="center"/>
         <w:tblBorders>
           <w:top w:val="single" w:sz="4" w:space="0" w:color="000000"/>
@@ -38,8 +38,8 @@
         <w:tblLook w:val="04A0" w:firstRow="1" w:lastRow="0" w:firstColumn="1" w:lastColumn="0" w:noHBand="0" w:noVBand="1"/>
       </w:tblPr>
       <w:tblGrid>
-        <w:gridCol w:w="3444"/>
-        <w:gridCol w:w="5490"/>
+        <w:gridCol w:w="3279"/>
+        <w:gridCol w:w="5226"/>
       </w:tblGrid>
       <w:tr>
         <w:trPr>
@@ -47,7 +47,7 @@
         </w:trPr>
         <w:tc>
           <w:tcPr>
-            <w:tcW w:w="3444" w:type="dxa"/>
+            <w:tcW w:w="3279" w:type="dxa"/>
             <w:tcBorders>
               <w:top w:val="single" w:sz="4" w:space="0" w:color="000000"/>
               <w:left w:val="single" w:sz="4" w:space="0" w:color="000000"/>
@@ -64,7 +64,7 @@
         </w:tc>
         <w:tc>
           <w:tcPr>
-            <w:tcW w:w="5490" w:type="dxa"/>
+            <w:tcW w:w="5226" w:type="dxa"/>
             <w:tcBorders>
               <w:top w:val="single" w:sz="4" w:space="0" w:color="000000"/>
               <w:left w:val="single" w:sz="4" w:space="0" w:color="000000"/>
@@ -86,7 +86,7 @@
         </w:trPr>
         <w:tc>
           <w:tcPr>
-            <w:tcW w:w="3444" w:type="dxa"/>
+            <w:tcW w:w="3279" w:type="dxa"/>
             <w:tcBorders>
               <w:top w:val="single" w:sz="4" w:space="0" w:color="000000"/>
               <w:left w:val="single" w:sz="4" w:space="0" w:color="000000"/>
@@ -103,7 +103,7 @@
         </w:tc>
         <w:tc>
           <w:tcPr>
-            <w:tcW w:w="5490" w:type="dxa"/>
+            <w:tcW w:w="5226" w:type="dxa"/>
             <w:tcBorders>
               <w:top w:val="single" w:sz="4" w:space="0" w:color="000000"/>
               <w:left w:val="single" w:sz="4" w:space="0" w:color="000000"/>
@@ -125,7 +125,7 @@
         </w:trPr>
         <w:tc>
           <w:tcPr>
-            <w:tcW w:w="3444" w:type="dxa"/>
+            <w:tcW w:w="3279" w:type="dxa"/>
             <w:tcBorders>
               <w:top w:val="single" w:sz="4" w:space="0" w:color="000000"/>
               <w:left w:val="single" w:sz="4" w:space="0" w:color="000000"/>
@@ -142,7 +142,7 @@
         </w:tc>
         <w:tc>
           <w:tcPr>
-            <w:tcW w:w="5490" w:type="dxa"/>
+            <w:tcW w:w="5226" w:type="dxa"/>
             <w:tcBorders>
               <w:top w:val="single" w:sz="4" w:space="0" w:color="000000"/>
               <w:left w:val="single" w:sz="4" w:space="0" w:color="000000"/>
@@ -453,7 +453,7 @@
     </w:p>
     <w:tbl>
       <w:tblPr>
-        <w:tblW w:w="10031" w:type="dxa"/>
+        <w:tblW w:w="8505" w:type="dxa"/>
         <w:tblBorders>
           <w:top w:val="single" w:sz="4" w:space="0" w:color="auto"/>
           <w:left w:val="single" w:sz="4" w:space="0" w:color="auto"/>
@@ -466,12 +466,12 @@
         <w:tblLook w:val="01E0" w:firstRow="1" w:lastRow="1" w:firstColumn="1" w:lastColumn="1" w:noHBand="0" w:noVBand="0"/>
       </w:tblPr>
       <w:tblGrid>
-        <w:gridCol w:w="1951"/>
-        <w:gridCol w:w="1418"/>
-        <w:gridCol w:w="1275"/>
-        <w:gridCol w:w="993"/>
-        <w:gridCol w:w="992"/>
-        <w:gridCol w:w="3402"/>
+        <w:gridCol w:w="1654"/>
+        <w:gridCol w:w="1202"/>
+        <w:gridCol w:w="1081"/>
+        <w:gridCol w:w="842"/>
+        <w:gridCol w:w="841"/>
+        <w:gridCol w:w="2884"/>
       </w:tblGrid>
       <w:tr>
         <w:trPr>
@@ -479,7 +479,7 @@
         </w:trPr>
         <w:tc>
           <w:tcPr>
-            <w:tcW w:w="1951" w:type="dxa"/>
+            <w:tcW w:w="1654" w:type="dxa"/>
             <w:shd w:val="clear" w:color="auto" w:fill="C0C0C0"/>
           </w:tcPr>
           <w:p>
@@ -511,7 +511,7 @@
         </w:tc>
         <w:tc>
           <w:tcPr>
-            <w:tcW w:w="1418" w:type="dxa"/>
+            <w:tcW w:w="1202" w:type="dxa"/>
             <w:shd w:val="clear" w:color="auto" w:fill="C0C0C0"/>
           </w:tcPr>
           <w:p>
@@ -543,7 +543,7 @@
         </w:tc>
         <w:tc>
           <w:tcPr>
-            <w:tcW w:w="1275" w:type="dxa"/>
+            <w:tcW w:w="1081" w:type="dxa"/>
             <w:shd w:val="clear" w:color="auto" w:fill="C0C0C0"/>
           </w:tcPr>
           <w:p>
@@ -575,7 +575,7 @@
         </w:tc>
         <w:tc>
           <w:tcPr>
-            <w:tcW w:w="993" w:type="dxa"/>
+            <w:tcW w:w="842" w:type="dxa"/>
             <w:shd w:val="clear" w:color="auto" w:fill="C0C0C0"/>
           </w:tcPr>
           <w:p>
@@ -607,7 +607,7 @@
         </w:tc>
         <w:tc>
           <w:tcPr>
-            <w:tcW w:w="992" w:type="dxa"/>
+            <w:tcW w:w="841" w:type="dxa"/>
             <w:shd w:val="clear" w:color="auto" w:fill="C0C0C0"/>
           </w:tcPr>
           <w:p>
@@ -639,7 +639,7 @@
         </w:tc>
         <w:tc>
           <w:tcPr>
-            <w:tcW w:w="3402" w:type="dxa"/>
+            <w:tcW w:w="2884" w:type="dxa"/>
             <w:shd w:val="clear" w:color="auto" w:fill="C0C0C0"/>
           </w:tcPr>
           <w:p>
@@ -673,7 +673,7 @@
       <w:tr>
         <w:tc>
           <w:tcPr>
-            <w:tcW w:w="1951" w:type="dxa"/>
+            <w:tcW w:w="1654" w:type="dxa"/>
           </w:tcPr>
           <w:p>
             <w:pPr>
@@ -697,7 +697,7 @@
         </w:tc>
         <w:tc>
           <w:tcPr>
-            <w:tcW w:w="1418" w:type="dxa"/>
+            <w:tcW w:w="1202" w:type="dxa"/>
           </w:tcPr>
           <w:p>
             <w:pPr>
@@ -723,7 +723,7 @@
         </w:tc>
         <w:tc>
           <w:tcPr>
-            <w:tcW w:w="1275" w:type="dxa"/>
+            <w:tcW w:w="1081" w:type="dxa"/>
           </w:tcPr>
           <w:p>
             <w:pPr>
@@ -749,7 +749,7 @@
         </w:tc>
         <w:tc>
           <w:tcPr>
-            <w:tcW w:w="993" w:type="dxa"/>
+            <w:tcW w:w="842" w:type="dxa"/>
           </w:tcPr>
           <w:p>
             <w:pPr>
@@ -776,23 +776,23 @@
         </w:tc>
         <w:tc>
           <w:tcPr>
-            <w:tcW w:w="992" w:type="dxa"/>
-          </w:tcPr>
-          <w:p>
-            <w:pPr>
-              <w:rPr>
-                <w:rFonts w:ascii="Calibri" w:hAnsi="Calibri" w:cs="Calibri"/>
-                <w:color w:val="000000"/>
-                <w:sz w:val="18"/>
-                <w:szCs w:val="18"/>
-                <w:lang w:eastAsia="es-AR"/>
-              </w:rPr>
-            </w:pPr>
-          </w:p>
-        </w:tc>
-        <w:tc>
-          <w:tcPr>
-            <w:tcW w:w="3402" w:type="dxa"/>
+            <w:tcW w:w="841" w:type="dxa"/>
+          </w:tcPr>
+          <w:p>
+            <w:pPr>
+              <w:rPr>
+                <w:rFonts w:ascii="Calibri" w:hAnsi="Calibri" w:cs="Calibri"/>
+                <w:color w:val="000000"/>
+                <w:sz w:val="18"/>
+                <w:szCs w:val="18"/>
+                <w:lang w:eastAsia="es-AR"/>
+              </w:rPr>
+            </w:pPr>
+          </w:p>
+        </w:tc>
+        <w:tc>
+          <w:tcPr>
+            <w:tcW w:w="2884" w:type="dxa"/>
           </w:tcPr>
           <w:p>
             <w:pPr>
@@ -820,7 +820,7 @@
       <w:tr>
         <w:tc>
           <w:tcPr>
-            <w:tcW w:w="1951" w:type="dxa"/>
+            <w:tcW w:w="1654" w:type="dxa"/>
           </w:tcPr>
           <w:p>
             <w:pPr>
@@ -846,7 +846,7 @@
         </w:tc>
         <w:tc>
           <w:tcPr>
-            <w:tcW w:w="1418" w:type="dxa"/>
+            <w:tcW w:w="1202" w:type="dxa"/>
           </w:tcPr>
           <w:p>
             <w:pPr>
@@ -872,7 +872,7 @@
         </w:tc>
         <w:tc>
           <w:tcPr>
-            <w:tcW w:w="1275" w:type="dxa"/>
+            <w:tcW w:w="1081" w:type="dxa"/>
           </w:tcPr>
           <w:p>
             <w:pPr>
@@ -898,7 +898,7 @@
         </w:tc>
         <w:tc>
           <w:tcPr>
-            <w:tcW w:w="993" w:type="dxa"/>
+            <w:tcW w:w="842" w:type="dxa"/>
           </w:tcPr>
           <w:p>
             <w:pPr>
@@ -925,23 +925,23 @@
         </w:tc>
         <w:tc>
           <w:tcPr>
-            <w:tcW w:w="992" w:type="dxa"/>
-          </w:tcPr>
-          <w:p>
-            <w:pPr>
-              <w:rPr>
-                <w:rFonts w:ascii="Calibri" w:hAnsi="Calibri" w:cs="Calibri"/>
-                <w:color w:val="000000"/>
-                <w:sz w:val="18"/>
-                <w:szCs w:val="18"/>
-                <w:lang w:eastAsia="es-AR"/>
-              </w:rPr>
-            </w:pPr>
-          </w:p>
-        </w:tc>
-        <w:tc>
-          <w:tcPr>
-            <w:tcW w:w="3402" w:type="dxa"/>
+            <w:tcW w:w="841" w:type="dxa"/>
+          </w:tcPr>
+          <w:p>
+            <w:pPr>
+              <w:rPr>
+                <w:rFonts w:ascii="Calibri" w:hAnsi="Calibri" w:cs="Calibri"/>
+                <w:color w:val="000000"/>
+                <w:sz w:val="18"/>
+                <w:szCs w:val="18"/>
+                <w:lang w:eastAsia="es-AR"/>
+              </w:rPr>
+            </w:pPr>
+          </w:p>
+        </w:tc>
+        <w:tc>
+          <w:tcPr>
+            <w:tcW w:w="2884" w:type="dxa"/>
           </w:tcPr>
           <w:p>
             <w:pPr>
@@ -969,7 +969,7 @@
       <w:tr>
         <w:tc>
           <w:tcPr>
-            <w:tcW w:w="1951" w:type="dxa"/>
+            <w:tcW w:w="1654" w:type="dxa"/>
           </w:tcPr>
           <w:p>
             <w:pPr>
@@ -995,7 +995,7 @@
         </w:tc>
         <w:tc>
           <w:tcPr>
-            <w:tcW w:w="1418" w:type="dxa"/>
+            <w:tcW w:w="1202" w:type="dxa"/>
           </w:tcPr>
           <w:p>
             <w:pPr>
@@ -1021,7 +1021,7 @@
         </w:tc>
         <w:tc>
           <w:tcPr>
-            <w:tcW w:w="1275" w:type="dxa"/>
+            <w:tcW w:w="1081" w:type="dxa"/>
           </w:tcPr>
           <w:p>
             <w:pPr>
@@ -1047,7 +1047,7 @@
         </w:tc>
         <w:tc>
           <w:tcPr>
-            <w:tcW w:w="993" w:type="dxa"/>
+            <w:tcW w:w="842" w:type="dxa"/>
           </w:tcPr>
           <w:p>
             <w:pPr>
@@ -1074,23 +1074,23 @@
         </w:tc>
         <w:tc>
           <w:tcPr>
-            <w:tcW w:w="992" w:type="dxa"/>
-          </w:tcPr>
-          <w:p>
-            <w:pPr>
-              <w:rPr>
-                <w:rFonts w:ascii="Calibri" w:hAnsi="Calibri" w:cs="Calibri"/>
-                <w:color w:val="000000"/>
-                <w:sz w:val="18"/>
-                <w:szCs w:val="18"/>
-                <w:lang w:eastAsia="es-AR"/>
-              </w:rPr>
-            </w:pPr>
-          </w:p>
-        </w:tc>
-        <w:tc>
-          <w:tcPr>
-            <w:tcW w:w="3402" w:type="dxa"/>
+            <w:tcW w:w="841" w:type="dxa"/>
+          </w:tcPr>
+          <w:p>
+            <w:pPr>
+              <w:rPr>
+                <w:rFonts w:ascii="Calibri" w:hAnsi="Calibri" w:cs="Calibri"/>
+                <w:color w:val="000000"/>
+                <w:sz w:val="18"/>
+                <w:szCs w:val="18"/>
+                <w:lang w:eastAsia="es-AR"/>
+              </w:rPr>
+            </w:pPr>
+          </w:p>
+        </w:tc>
+        <w:tc>
+          <w:tcPr>
+            <w:tcW w:w="2884" w:type="dxa"/>
           </w:tcPr>
           <w:p>
             <w:pPr>
@@ -1118,7 +1118,7 @@
       <w:tr>
         <w:tc>
           <w:tcPr>
-            <w:tcW w:w="1951" w:type="dxa"/>
+            <w:tcW w:w="1654" w:type="dxa"/>
           </w:tcPr>
           <w:p>
             <w:pPr>
@@ -1144,7 +1144,7 @@
         </w:tc>
         <w:tc>
           <w:tcPr>
-            <w:tcW w:w="1418" w:type="dxa"/>
+            <w:tcW w:w="1202" w:type="dxa"/>
           </w:tcPr>
           <w:p>
             <w:pPr>
@@ -1170,7 +1170,7 @@
         </w:tc>
         <w:tc>
           <w:tcPr>
-            <w:tcW w:w="1275" w:type="dxa"/>
+            <w:tcW w:w="1081" w:type="dxa"/>
           </w:tcPr>
           <w:p>
             <w:pPr>
@@ -1196,7 +1196,7 @@
         </w:tc>
         <w:tc>
           <w:tcPr>
-            <w:tcW w:w="993" w:type="dxa"/>
+            <w:tcW w:w="842" w:type="dxa"/>
           </w:tcPr>
           <w:p>
             <w:pPr>
@@ -1223,23 +1223,23 @@
         </w:tc>
         <w:tc>
           <w:tcPr>
-            <w:tcW w:w="992" w:type="dxa"/>
-          </w:tcPr>
-          <w:p>
-            <w:pPr>
-              <w:rPr>
-                <w:rFonts w:ascii="Calibri" w:hAnsi="Calibri" w:cs="Calibri"/>
-                <w:color w:val="000000"/>
-                <w:sz w:val="18"/>
-                <w:szCs w:val="18"/>
-                <w:lang w:eastAsia="es-AR"/>
-              </w:rPr>
-            </w:pPr>
-          </w:p>
-        </w:tc>
-        <w:tc>
-          <w:tcPr>
-            <w:tcW w:w="3402" w:type="dxa"/>
+            <w:tcW w:w="841" w:type="dxa"/>
+          </w:tcPr>
+          <w:p>
+            <w:pPr>
+              <w:rPr>
+                <w:rFonts w:ascii="Calibri" w:hAnsi="Calibri" w:cs="Calibri"/>
+                <w:color w:val="000000"/>
+                <w:sz w:val="18"/>
+                <w:szCs w:val="18"/>
+                <w:lang w:eastAsia="es-AR"/>
+              </w:rPr>
+            </w:pPr>
+          </w:p>
+        </w:tc>
+        <w:tc>
+          <w:tcPr>
+            <w:tcW w:w="2884" w:type="dxa"/>
           </w:tcPr>
           <w:p>
             <w:pPr>
@@ -1278,7 +1278,7 @@
       <w:tr>
         <w:tc>
           <w:tcPr>
-            <w:tcW w:w="1951" w:type="dxa"/>
+            <w:tcW w:w="1654" w:type="dxa"/>
           </w:tcPr>
           <w:p>
             <w:pPr>
@@ -1304,7 +1304,7 @@
         </w:tc>
         <w:tc>
           <w:tcPr>
-            <w:tcW w:w="1418" w:type="dxa"/>
+            <w:tcW w:w="1202" w:type="dxa"/>
           </w:tcPr>
           <w:p>
             <w:pPr>
@@ -1330,7 +1330,7 @@
         </w:tc>
         <w:tc>
           <w:tcPr>
-            <w:tcW w:w="1275" w:type="dxa"/>
+            <w:tcW w:w="1081" w:type="dxa"/>
           </w:tcPr>
           <w:p>
             <w:pPr>
@@ -1356,7 +1356,7 @@
         </w:tc>
         <w:tc>
           <w:tcPr>
-            <w:tcW w:w="993" w:type="dxa"/>
+            <w:tcW w:w="842" w:type="dxa"/>
           </w:tcPr>
           <w:p>
             <w:pPr>
@@ -1383,23 +1383,23 @@
         </w:tc>
         <w:tc>
           <w:tcPr>
-            <w:tcW w:w="992" w:type="dxa"/>
-          </w:tcPr>
-          <w:p>
-            <w:pPr>
-              <w:rPr>
-                <w:rFonts w:ascii="Calibri" w:hAnsi="Calibri" w:cs="Calibri"/>
-                <w:color w:val="000000"/>
-                <w:sz w:val="18"/>
-                <w:szCs w:val="18"/>
-                <w:lang w:eastAsia="es-AR"/>
-              </w:rPr>
-            </w:pPr>
-          </w:p>
-        </w:tc>
-        <w:tc>
-          <w:tcPr>
-            <w:tcW w:w="3402" w:type="dxa"/>
+            <w:tcW w:w="841" w:type="dxa"/>
+          </w:tcPr>
+          <w:p>
+            <w:pPr>
+              <w:rPr>
+                <w:rFonts w:ascii="Calibri" w:hAnsi="Calibri" w:cs="Calibri"/>
+                <w:color w:val="000000"/>
+                <w:sz w:val="18"/>
+                <w:szCs w:val="18"/>
+                <w:lang w:eastAsia="es-AR"/>
+              </w:rPr>
+            </w:pPr>
+          </w:p>
+        </w:tc>
+        <w:tc>
+          <w:tcPr>
+            <w:tcW w:w="2884" w:type="dxa"/>
           </w:tcPr>
           <w:p>
             <w:pPr>
@@ -1427,7 +1427,7 @@
       <w:tr>
         <w:tc>
           <w:tcPr>
-            <w:tcW w:w="1951" w:type="dxa"/>
+            <w:tcW w:w="1654" w:type="dxa"/>
           </w:tcPr>
           <w:p>
             <w:pPr>
@@ -1453,7 +1453,7 @@
         </w:tc>
         <w:tc>
           <w:tcPr>
-            <w:tcW w:w="1418" w:type="dxa"/>
+            <w:tcW w:w="1202" w:type="dxa"/>
           </w:tcPr>
           <w:p>
             <w:pPr>
@@ -1479,7 +1479,7 @@
         </w:tc>
         <w:tc>
           <w:tcPr>
-            <w:tcW w:w="1275" w:type="dxa"/>
+            <w:tcW w:w="1081" w:type="dxa"/>
           </w:tcPr>
           <w:p>
             <w:pPr>
@@ -1505,7 +1505,7 @@
         </w:tc>
         <w:tc>
           <w:tcPr>
-            <w:tcW w:w="993" w:type="dxa"/>
+            <w:tcW w:w="842" w:type="dxa"/>
           </w:tcPr>
           <w:p>
             <w:pPr>
@@ -1532,23 +1532,23 @@
         </w:tc>
         <w:tc>
           <w:tcPr>
-            <w:tcW w:w="992" w:type="dxa"/>
-          </w:tcPr>
-          <w:p>
-            <w:pPr>
-              <w:rPr>
-                <w:rFonts w:ascii="Calibri" w:hAnsi="Calibri" w:cs="Calibri"/>
-                <w:color w:val="000000"/>
-                <w:sz w:val="18"/>
-                <w:szCs w:val="18"/>
-                <w:lang w:eastAsia="es-AR"/>
-              </w:rPr>
-            </w:pPr>
-          </w:p>
-        </w:tc>
-        <w:tc>
-          <w:tcPr>
-            <w:tcW w:w="3402" w:type="dxa"/>
+            <w:tcW w:w="841" w:type="dxa"/>
+          </w:tcPr>
+          <w:p>
+            <w:pPr>
+              <w:rPr>
+                <w:rFonts w:ascii="Calibri" w:hAnsi="Calibri" w:cs="Calibri"/>
+                <w:color w:val="000000"/>
+                <w:sz w:val="18"/>
+                <w:szCs w:val="18"/>
+                <w:lang w:eastAsia="es-AR"/>
+              </w:rPr>
+            </w:pPr>
+          </w:p>
+        </w:tc>
+        <w:tc>
+          <w:tcPr>
+            <w:tcW w:w="2884" w:type="dxa"/>
           </w:tcPr>
           <w:p>
             <w:pPr>
@@ -1587,7 +1587,7 @@
       <w:tr>
         <w:tc>
           <w:tcPr>
-            <w:tcW w:w="1951" w:type="dxa"/>
+            <w:tcW w:w="1654" w:type="dxa"/>
           </w:tcPr>
           <w:p>
             <w:pPr>
@@ -1613,7 +1613,7 @@
         </w:tc>
         <w:tc>
           <w:tcPr>
-            <w:tcW w:w="1418" w:type="dxa"/>
+            <w:tcW w:w="1202" w:type="dxa"/>
           </w:tcPr>
           <w:p>
             <w:pPr>
@@ -1639,7 +1639,7 @@
         </w:tc>
         <w:tc>
           <w:tcPr>
-            <w:tcW w:w="1275" w:type="dxa"/>
+            <w:tcW w:w="1081" w:type="dxa"/>
           </w:tcPr>
           <w:p>
             <w:pPr>
@@ -1665,7 +1665,7 @@
         </w:tc>
         <w:tc>
           <w:tcPr>
-            <w:tcW w:w="993" w:type="dxa"/>
+            <w:tcW w:w="842" w:type="dxa"/>
           </w:tcPr>
           <w:p>
             <w:pPr>
@@ -1692,23 +1692,23 @@
         </w:tc>
         <w:tc>
           <w:tcPr>
-            <w:tcW w:w="992" w:type="dxa"/>
-          </w:tcPr>
-          <w:p>
-            <w:pPr>
-              <w:rPr>
-                <w:rFonts w:ascii="Calibri" w:hAnsi="Calibri" w:cs="Calibri"/>
-                <w:color w:val="000000"/>
-                <w:sz w:val="18"/>
-                <w:szCs w:val="18"/>
-                <w:lang w:eastAsia="es-AR"/>
-              </w:rPr>
-            </w:pPr>
-          </w:p>
-        </w:tc>
-        <w:tc>
-          <w:tcPr>
-            <w:tcW w:w="3402" w:type="dxa"/>
+            <w:tcW w:w="841" w:type="dxa"/>
+          </w:tcPr>
+          <w:p>
+            <w:pPr>
+              <w:rPr>
+                <w:rFonts w:ascii="Calibri" w:hAnsi="Calibri" w:cs="Calibri"/>
+                <w:color w:val="000000"/>
+                <w:sz w:val="18"/>
+                <w:szCs w:val="18"/>
+                <w:lang w:eastAsia="es-AR"/>
+              </w:rPr>
+            </w:pPr>
+          </w:p>
+        </w:tc>
+        <w:tc>
+          <w:tcPr>
+            <w:tcW w:w="2884" w:type="dxa"/>
           </w:tcPr>
           <w:p>
             <w:pPr>
@@ -1736,7 +1736,7 @@
       <w:tr>
         <w:tc>
           <w:tcPr>
-            <w:tcW w:w="1951" w:type="dxa"/>
+            <w:tcW w:w="1654" w:type="dxa"/>
           </w:tcPr>
           <w:p>
             <w:pPr>
@@ -1762,7 +1762,7 @@
         </w:tc>
         <w:tc>
           <w:tcPr>
-            <w:tcW w:w="1418" w:type="dxa"/>
+            <w:tcW w:w="1202" w:type="dxa"/>
           </w:tcPr>
           <w:p>
             <w:pPr>
@@ -1788,7 +1788,7 @@
         </w:tc>
         <w:tc>
           <w:tcPr>
-            <w:tcW w:w="1275" w:type="dxa"/>
+            <w:tcW w:w="1081" w:type="dxa"/>
           </w:tcPr>
           <w:p>
             <w:pPr>
@@ -1814,7 +1814,7 @@
         </w:tc>
         <w:tc>
           <w:tcPr>
-            <w:tcW w:w="993" w:type="dxa"/>
+            <w:tcW w:w="842" w:type="dxa"/>
           </w:tcPr>
           <w:p>
             <w:pPr>
@@ -1841,7 +1841,7 @@
         </w:tc>
         <w:tc>
           <w:tcPr>
-            <w:tcW w:w="992" w:type="dxa"/>
+            <w:tcW w:w="841" w:type="dxa"/>
           </w:tcPr>
           <w:p>
             <w:pPr>
@@ -1868,7 +1868,7 @@
         </w:tc>
         <w:tc>
           <w:tcPr>
-            <w:tcW w:w="3402" w:type="dxa"/>
+            <w:tcW w:w="2884" w:type="dxa"/>
           </w:tcPr>
           <w:p>
             <w:pPr>
@@ -1908,7 +1908,7 @@
       <w:tr>
         <w:tc>
           <w:tcPr>
-            <w:tcW w:w="1951" w:type="dxa"/>
+            <w:tcW w:w="1654" w:type="dxa"/>
           </w:tcPr>
           <w:p>
             <w:pPr>
@@ -1934,7 +1934,7 @@
         </w:tc>
         <w:tc>
           <w:tcPr>
-            <w:tcW w:w="1418" w:type="dxa"/>
+            <w:tcW w:w="1202" w:type="dxa"/>
           </w:tcPr>
           <w:p>
             <w:pPr>
@@ -1960,7 +1960,7 @@
         </w:tc>
         <w:tc>
           <w:tcPr>
-            <w:tcW w:w="1275" w:type="dxa"/>
+            <w:tcW w:w="1081" w:type="dxa"/>
           </w:tcPr>
           <w:p>
             <w:pPr>
@@ -1986,7 +1986,7 @@
         </w:tc>
         <w:tc>
           <w:tcPr>
-            <w:tcW w:w="993" w:type="dxa"/>
+            <w:tcW w:w="842" w:type="dxa"/>
           </w:tcPr>
           <w:p>
             <w:pPr>
@@ -2013,7 +2013,7 @@
         </w:tc>
         <w:tc>
           <w:tcPr>
-            <w:tcW w:w="992" w:type="dxa"/>
+            <w:tcW w:w="841" w:type="dxa"/>
           </w:tcPr>
           <w:p>
             <w:pPr>
@@ -2040,7 +2040,7 @@
         </w:tc>
         <w:tc>
           <w:tcPr>
-            <w:tcW w:w="3402" w:type="dxa"/>
+            <w:tcW w:w="2884" w:type="dxa"/>
           </w:tcPr>
           <w:p>
             <w:pPr>
@@ -2080,7 +2080,7 @@
       <w:tr>
         <w:tc>
           <w:tcPr>
-            <w:tcW w:w="1951" w:type="dxa"/>
+            <w:tcW w:w="1654" w:type="dxa"/>
           </w:tcPr>
           <w:p>
             <w:pPr>
@@ -2106,7 +2106,7 @@
         </w:tc>
         <w:tc>
           <w:tcPr>
-            <w:tcW w:w="1418" w:type="dxa"/>
+            <w:tcW w:w="1202" w:type="dxa"/>
           </w:tcPr>
           <w:p>
             <w:pPr>
@@ -2132,7 +2132,7 @@
         </w:tc>
         <w:tc>
           <w:tcPr>
-            <w:tcW w:w="1275" w:type="dxa"/>
+            <w:tcW w:w="1081" w:type="dxa"/>
           </w:tcPr>
           <w:p>
             <w:pPr>
@@ -2158,7 +2158,7 @@
         </w:tc>
         <w:tc>
           <w:tcPr>
-            <w:tcW w:w="993" w:type="dxa"/>
+            <w:tcW w:w="842" w:type="dxa"/>
           </w:tcPr>
           <w:p>
             <w:pPr>
@@ -2185,7 +2185,7 @@
         </w:tc>
         <w:tc>
           <w:tcPr>
-            <w:tcW w:w="992" w:type="dxa"/>
+            <w:tcW w:w="841" w:type="dxa"/>
           </w:tcPr>
           <w:p>
             <w:pPr>
@@ -2212,7 +2212,7 @@
         </w:tc>
         <w:tc>
           <w:tcPr>
-            <w:tcW w:w="3402" w:type="dxa"/>
+            <w:tcW w:w="2884" w:type="dxa"/>
           </w:tcPr>
           <w:p>
             <w:pPr>
@@ -2254,7 +2254,7 @@
         </w:trPr>
         <w:tc>
           <w:tcPr>
-            <w:tcW w:w="1951" w:type="dxa"/>
+            <w:tcW w:w="1654" w:type="dxa"/>
           </w:tcPr>
           <w:p>
             <w:pPr>
@@ -2279,7 +2279,7 @@
         </w:tc>
         <w:tc>
           <w:tcPr>
-            <w:tcW w:w="1418" w:type="dxa"/>
+            <w:tcW w:w="1202" w:type="dxa"/>
           </w:tcPr>
           <w:p>
             <w:pPr>
@@ -2305,7 +2305,7 @@
         </w:tc>
         <w:tc>
           <w:tcPr>
-            <w:tcW w:w="1275" w:type="dxa"/>
+            <w:tcW w:w="1081" w:type="dxa"/>
           </w:tcPr>
           <w:p>
             <w:pPr>
@@ -2327,7 +2327,7 @@
         </w:tc>
         <w:tc>
           <w:tcPr>
-            <w:tcW w:w="993" w:type="dxa"/>
+            <w:tcW w:w="842" w:type="dxa"/>
           </w:tcPr>
           <w:p>
             <w:pPr>
@@ -2350,7 +2350,7 @@
         </w:tc>
         <w:tc>
           <w:tcPr>
-            <w:tcW w:w="992" w:type="dxa"/>
+            <w:tcW w:w="841" w:type="dxa"/>
           </w:tcPr>
           <w:p>
             <w:pPr>
@@ -2373,7 +2373,7 @@
         </w:tc>
         <w:tc>
           <w:tcPr>
-            <w:tcW w:w="3402" w:type="dxa"/>
+            <w:tcW w:w="2884" w:type="dxa"/>
           </w:tcPr>
           <w:p>
             <w:pPr>
@@ -2410,7 +2410,7 @@
       <w:tr>
         <w:tc>
           <w:tcPr>
-            <w:tcW w:w="1951" w:type="dxa"/>
+            <w:tcW w:w="1654" w:type="dxa"/>
           </w:tcPr>
           <w:p>
             <w:pPr>
@@ -2432,7 +2432,7 @@
         </w:tc>
         <w:tc>
           <w:tcPr>
-            <w:tcW w:w="1418" w:type="dxa"/>
+            <w:tcW w:w="1202" w:type="dxa"/>
           </w:tcPr>
           <w:p>
             <w:pPr>
@@ -2456,7 +2456,7 @@
         </w:tc>
         <w:tc>
           <w:tcPr>
-            <w:tcW w:w="1275" w:type="dxa"/>
+            <w:tcW w:w="1081" w:type="dxa"/>
           </w:tcPr>
           <w:p>
             <w:pPr>
@@ -2478,7 +2478,7 @@
         </w:tc>
         <w:tc>
           <w:tcPr>
-            <w:tcW w:w="993" w:type="dxa"/>
+            <w:tcW w:w="842" w:type="dxa"/>
           </w:tcPr>
           <w:p>
             <w:pPr>
@@ -2501,7 +2501,7 @@
         </w:tc>
         <w:tc>
           <w:tcPr>
-            <w:tcW w:w="992" w:type="dxa"/>
+            <w:tcW w:w="841" w:type="dxa"/>
           </w:tcPr>
           <w:p>
             <w:pPr>
@@ -2524,7 +2524,7 @@
         </w:tc>
         <w:tc>
           <w:tcPr>
-            <w:tcW w:w="3402" w:type="dxa"/>
+            <w:tcW w:w="2884" w:type="dxa"/>
           </w:tcPr>
           <w:p>
             <w:pPr>
@@ -2557,7 +2557,7 @@
       <w:tr>
         <w:tc>
           <w:tcPr>
-            <w:tcW w:w="1951" w:type="dxa"/>
+            <w:tcW w:w="1654" w:type="dxa"/>
           </w:tcPr>
           <w:p>
             <w:pPr>
@@ -2579,7 +2579,7 @@
         </w:tc>
         <w:tc>
           <w:tcPr>
-            <w:tcW w:w="1418" w:type="dxa"/>
+            <w:tcW w:w="1202" w:type="dxa"/>
           </w:tcPr>
           <w:p>
             <w:pPr>
@@ -2605,7 +2605,7 @@
         </w:tc>
         <w:tc>
           <w:tcPr>
-            <w:tcW w:w="1275" w:type="dxa"/>
+            <w:tcW w:w="1081" w:type="dxa"/>
           </w:tcPr>
           <w:p>
             <w:pPr>
@@ -2627,7 +2627,7 @@
         </w:tc>
         <w:tc>
           <w:tcPr>
-            <w:tcW w:w="993" w:type="dxa"/>
+            <w:tcW w:w="842" w:type="dxa"/>
           </w:tcPr>
           <w:p>
             <w:pPr>
@@ -2650,7 +2650,7 @@
         </w:tc>
         <w:tc>
           <w:tcPr>
-            <w:tcW w:w="992" w:type="dxa"/>
+            <w:tcW w:w="841" w:type="dxa"/>
           </w:tcPr>
           <w:p>
             <w:pPr>
@@ -2673,7 +2673,7 @@
         </w:tc>
         <w:tc>
           <w:tcPr>
-            <w:tcW w:w="3402" w:type="dxa"/>
+            <w:tcW w:w="2884" w:type="dxa"/>
           </w:tcPr>
           <w:p>
             <w:pPr>
@@ -2697,7 +2697,7 @@
       <w:tr>
         <w:tc>
           <w:tcPr>
-            <w:tcW w:w="1951" w:type="dxa"/>
+            <w:tcW w:w="1654" w:type="dxa"/>
           </w:tcPr>
           <w:p>
             <w:pPr>
@@ -2719,7 +2719,7 @@
         </w:tc>
         <w:tc>
           <w:tcPr>
-            <w:tcW w:w="1418" w:type="dxa"/>
+            <w:tcW w:w="1202" w:type="dxa"/>
           </w:tcPr>
           <w:p>
             <w:pPr>
@@ -2743,7 +2743,7 @@
         </w:tc>
         <w:tc>
           <w:tcPr>
-            <w:tcW w:w="1275" w:type="dxa"/>
+            <w:tcW w:w="1081" w:type="dxa"/>
           </w:tcPr>
           <w:p>
             <w:pPr>
@@ -2765,7 +2765,7 @@
         </w:tc>
         <w:tc>
           <w:tcPr>
-            <w:tcW w:w="993" w:type="dxa"/>
+            <w:tcW w:w="842" w:type="dxa"/>
           </w:tcPr>
           <w:p>
             <w:pPr>
@@ -2788,7 +2788,7 @@
         </w:tc>
         <w:tc>
           <w:tcPr>
-            <w:tcW w:w="992" w:type="dxa"/>
+            <w:tcW w:w="841" w:type="dxa"/>
           </w:tcPr>
           <w:p>
             <w:pPr>
@@ -2811,7 +2811,7 @@
         </w:tc>
         <w:tc>
           <w:tcPr>
-            <w:tcW w:w="3402" w:type="dxa"/>
+            <w:tcW w:w="2884" w:type="dxa"/>
           </w:tcPr>
           <w:p>
             <w:pPr>
@@ -2835,7 +2835,7 @@
       <w:tr>
         <w:tc>
           <w:tcPr>
-            <w:tcW w:w="1951" w:type="dxa"/>
+            <w:tcW w:w="1654" w:type="dxa"/>
           </w:tcPr>
           <w:p>
             <w:pPr>
@@ -2857,7 +2857,7 @@
         </w:tc>
         <w:tc>
           <w:tcPr>
-            <w:tcW w:w="1418" w:type="dxa"/>
+            <w:tcW w:w="1202" w:type="dxa"/>
           </w:tcPr>
           <w:p>
             <w:pPr>
@@ -2883,7 +2883,7 @@
         </w:tc>
         <w:tc>
           <w:tcPr>
-            <w:tcW w:w="1275" w:type="dxa"/>
+            <w:tcW w:w="1081" w:type="dxa"/>
           </w:tcPr>
           <w:p>
             <w:pPr>
@@ -2905,7 +2905,7 @@
         </w:tc>
         <w:tc>
           <w:tcPr>
-            <w:tcW w:w="993" w:type="dxa"/>
+            <w:tcW w:w="842" w:type="dxa"/>
           </w:tcPr>
           <w:p>
             <w:pPr>
@@ -2928,7 +2928,7 @@
         </w:tc>
         <w:tc>
           <w:tcPr>
-            <w:tcW w:w="992" w:type="dxa"/>
+            <w:tcW w:w="841" w:type="dxa"/>
           </w:tcPr>
           <w:p>
             <w:pPr>
@@ -2951,7 +2951,7 @@
         </w:tc>
         <w:tc>
           <w:tcPr>
-            <w:tcW w:w="3402" w:type="dxa"/>
+            <w:tcW w:w="2884" w:type="dxa"/>
           </w:tcPr>
           <w:p>
             <w:pPr>
@@ -2984,7 +2984,7 @@
       <w:tr>
         <w:tc>
           <w:tcPr>
-            <w:tcW w:w="1951" w:type="dxa"/>
+            <w:tcW w:w="1654" w:type="dxa"/>
           </w:tcPr>
           <w:p>
             <w:pPr>
@@ -3006,7 +3006,7 @@
         </w:tc>
         <w:tc>
           <w:tcPr>
-            <w:tcW w:w="1418" w:type="dxa"/>
+            <w:tcW w:w="1202" w:type="dxa"/>
           </w:tcPr>
           <w:p>
             <w:pPr>
@@ -3030,7 +3030,7 @@
         </w:tc>
         <w:tc>
           <w:tcPr>
-            <w:tcW w:w="1275" w:type="dxa"/>
+            <w:tcW w:w="1081" w:type="dxa"/>
           </w:tcPr>
           <w:p>
             <w:pPr>
@@ -3052,7 +3052,7 @@
         </w:tc>
         <w:tc>
           <w:tcPr>
-            <w:tcW w:w="993" w:type="dxa"/>
+            <w:tcW w:w="842" w:type="dxa"/>
           </w:tcPr>
           <w:p>
             <w:pPr>
@@ -3075,7 +3075,7 @@
         </w:tc>
         <w:tc>
           <w:tcPr>
-            <w:tcW w:w="992" w:type="dxa"/>
+            <w:tcW w:w="841" w:type="dxa"/>
           </w:tcPr>
           <w:p>
             <w:pPr>
@@ -3098,7 +3098,7 @@
         </w:tc>
         <w:tc>
           <w:tcPr>
-            <w:tcW w:w="3402" w:type="dxa"/>
+            <w:tcW w:w="2884" w:type="dxa"/>
           </w:tcPr>
           <w:p>
             <w:pPr>
@@ -3131,7 +3131,7 @@
       <w:tr>
         <w:tc>
           <w:tcPr>
-            <w:tcW w:w="1951" w:type="dxa"/>
+            <w:tcW w:w="1654" w:type="dxa"/>
           </w:tcPr>
           <w:p>
             <w:pPr>
@@ -3153,7 +3153,7 @@
         </w:tc>
         <w:tc>
           <w:tcPr>
-            <w:tcW w:w="1418" w:type="dxa"/>
+            <w:tcW w:w="1202" w:type="dxa"/>
           </w:tcPr>
           <w:p>
             <w:pPr>
@@ -3177,7 +3177,7 @@
         </w:tc>
         <w:tc>
           <w:tcPr>
-            <w:tcW w:w="1275" w:type="dxa"/>
+            <w:tcW w:w="1081" w:type="dxa"/>
           </w:tcPr>
           <w:p>
             <w:pPr>
@@ -3199,7 +3199,7 @@
         </w:tc>
         <w:tc>
           <w:tcPr>
-            <w:tcW w:w="993" w:type="dxa"/>
+            <w:tcW w:w="842" w:type="dxa"/>
           </w:tcPr>
           <w:p>
             <w:pPr>
@@ -3222,7 +3222,7 @@
         </w:tc>
         <w:tc>
           <w:tcPr>
-            <w:tcW w:w="992" w:type="dxa"/>
+            <w:tcW w:w="841" w:type="dxa"/>
           </w:tcPr>
           <w:p>
             <w:pPr>
@@ -3245,7 +3245,7 @@
         </w:tc>
         <w:tc>
           <w:tcPr>
-            <w:tcW w:w="3402" w:type="dxa"/>
+            <w:tcW w:w="2884" w:type="dxa"/>
           </w:tcPr>
           <w:p>
             <w:pPr>
@@ -3354,7 +3354,7 @@
     </w:p>
     <w:tbl>
       <w:tblPr>
-        <w:tblW w:w="9606" w:type="dxa"/>
+        <w:tblW w:w="8505" w:type="dxa"/>
         <w:tblBorders>
           <w:top w:val="single" w:sz="4" w:space="0" w:color="auto"/>
           <w:left w:val="single" w:sz="4" w:space="0" w:color="auto"/>
@@ -3367,12 +3367,12 @@
         <w:tblLook w:val="01E0" w:firstRow="1" w:lastRow="1" w:firstColumn="1" w:lastColumn="1" w:noHBand="0" w:noVBand="0"/>
       </w:tblPr>
       <w:tblGrid>
-        <w:gridCol w:w="1809"/>
-        <w:gridCol w:w="1418"/>
-        <w:gridCol w:w="1276"/>
-        <w:gridCol w:w="992"/>
-        <w:gridCol w:w="850"/>
-        <w:gridCol w:w="3261"/>
+        <w:gridCol w:w="1602"/>
+        <w:gridCol w:w="1255"/>
+        <w:gridCol w:w="1130"/>
+        <w:gridCol w:w="878"/>
+        <w:gridCol w:w="753"/>
+        <w:gridCol w:w="2887"/>
       </w:tblGrid>
       <w:tr>
         <w:trPr>
@@ -3380,7 +3380,7 @@
         </w:trPr>
         <w:tc>
           <w:tcPr>
-            <w:tcW w:w="1809" w:type="dxa"/>
+            <w:tcW w:w="1602" w:type="dxa"/>
             <w:shd w:val="clear" w:color="auto" w:fill="C0C0C0"/>
           </w:tcPr>
           <w:p>
@@ -3405,7 +3405,7 @@
         </w:tc>
         <w:tc>
           <w:tcPr>
-            <w:tcW w:w="1418" w:type="dxa"/>
+            <w:tcW w:w="1255" w:type="dxa"/>
             <w:shd w:val="clear" w:color="auto" w:fill="C0C0C0"/>
           </w:tcPr>
           <w:p>
@@ -3431,7 +3431,7 @@
         </w:tc>
         <w:tc>
           <w:tcPr>
-            <w:tcW w:w="1276" w:type="dxa"/>
+            <w:tcW w:w="1130" w:type="dxa"/>
             <w:shd w:val="clear" w:color="auto" w:fill="C0C0C0"/>
           </w:tcPr>
           <w:p>
@@ -3457,7 +3457,7 @@
         </w:tc>
         <w:tc>
           <w:tcPr>
-            <w:tcW w:w="992" w:type="dxa"/>
+            <w:tcW w:w="878" w:type="dxa"/>
             <w:shd w:val="clear" w:color="auto" w:fill="C0C0C0"/>
           </w:tcPr>
           <w:p>
@@ -3483,7 +3483,7 @@
         </w:tc>
         <w:tc>
           <w:tcPr>
-            <w:tcW w:w="850" w:type="dxa"/>
+            <w:tcW w:w="753" w:type="dxa"/>
             <w:shd w:val="clear" w:color="auto" w:fill="C0C0C0"/>
           </w:tcPr>
           <w:p>
@@ -3509,7 +3509,7 @@
         </w:tc>
         <w:tc>
           <w:tcPr>
-            <w:tcW w:w="3261" w:type="dxa"/>
+            <w:tcW w:w="2887" w:type="dxa"/>
             <w:shd w:val="clear" w:color="auto" w:fill="C0C0C0"/>
           </w:tcPr>
           <w:p>
@@ -3536,7 +3536,7 @@
       <w:tr>
         <w:tc>
           <w:tcPr>
-            <w:tcW w:w="1809" w:type="dxa"/>
+            <w:tcW w:w="1602" w:type="dxa"/>
           </w:tcPr>
           <w:p>
             <w:pPr>
@@ -3558,7 +3558,7 @@
         </w:tc>
         <w:tc>
           <w:tcPr>
-            <w:tcW w:w="1418" w:type="dxa"/>
+            <w:tcW w:w="1255" w:type="dxa"/>
           </w:tcPr>
           <w:p>
             <w:pPr>
@@ -3580,7 +3580,7 @@
         </w:tc>
         <w:tc>
           <w:tcPr>
-            <w:tcW w:w="1276" w:type="dxa"/>
+            <w:tcW w:w="1130" w:type="dxa"/>
           </w:tcPr>
           <w:p>
             <w:pPr>
@@ -3602,7 +3602,7 @@
         </w:tc>
         <w:tc>
           <w:tcPr>
-            <w:tcW w:w="992" w:type="dxa"/>
+            <w:tcW w:w="878" w:type="dxa"/>
           </w:tcPr>
           <w:p>
             <w:pPr>
@@ -3625,7 +3625,7 @@
         </w:tc>
         <w:tc>
           <w:tcPr>
-            <w:tcW w:w="850" w:type="dxa"/>
+            <w:tcW w:w="753" w:type="dxa"/>
           </w:tcPr>
           <w:p>
             <w:pPr>
@@ -3640,7 +3640,7 @@
         </w:tc>
         <w:tc>
           <w:tcPr>
-            <w:tcW w:w="3261" w:type="dxa"/>
+            <w:tcW w:w="2887" w:type="dxa"/>
           </w:tcPr>
           <w:p>
             <w:pPr>
@@ -3664,7 +3664,7 @@
       <w:tr>
         <w:tc>
           <w:tcPr>
-            <w:tcW w:w="1809" w:type="dxa"/>
+            <w:tcW w:w="1602" w:type="dxa"/>
           </w:tcPr>
           <w:p>
             <w:pPr>
@@ -3686,7 +3686,7 @@
         </w:tc>
         <w:tc>
           <w:tcPr>
-            <w:tcW w:w="1418" w:type="dxa"/>
+            <w:tcW w:w="1255" w:type="dxa"/>
           </w:tcPr>
           <w:p>
             <w:pPr>
@@ -3708,7 +3708,7 @@
         </w:tc>
         <w:tc>
           <w:tcPr>
-            <w:tcW w:w="1276" w:type="dxa"/>
+            <w:tcW w:w="1130" w:type="dxa"/>
           </w:tcPr>
           <w:p>
             <w:pPr>
@@ -3730,7 +3730,7 @@
         </w:tc>
         <w:tc>
           <w:tcPr>
-            <w:tcW w:w="992" w:type="dxa"/>
+            <w:tcW w:w="878" w:type="dxa"/>
           </w:tcPr>
           <w:p>
             <w:pPr>
@@ -3753,7 +3753,7 @@
         </w:tc>
         <w:tc>
           <w:tcPr>
-            <w:tcW w:w="850" w:type="dxa"/>
+            <w:tcW w:w="753" w:type="dxa"/>
           </w:tcPr>
           <w:p>
             <w:pPr>
@@ -3768,7 +3768,7 @@
         </w:tc>
         <w:tc>
           <w:tcPr>
-            <w:tcW w:w="3261" w:type="dxa"/>
+            <w:tcW w:w="2887" w:type="dxa"/>
           </w:tcPr>
           <w:p>
             <w:pPr>
@@ -3931,7 +3931,7 @@
       <w:tr>
         <w:tc>
           <w:tcPr>
-            <w:tcW w:w="1809" w:type="dxa"/>
+            <w:tcW w:w="1602" w:type="dxa"/>
           </w:tcPr>
           <w:p>
             <w:pPr>
@@ -3953,7 +3953,7 @@
         </w:tc>
         <w:tc>
           <w:tcPr>
-            <w:tcW w:w="1418" w:type="dxa"/>
+            <w:tcW w:w="1255" w:type="dxa"/>
           </w:tcPr>
           <w:p>
             <w:pPr>
@@ -3975,7 +3975,7 @@
         </w:tc>
         <w:tc>
           <w:tcPr>
-            <w:tcW w:w="1276" w:type="dxa"/>
+            <w:tcW w:w="1130" w:type="dxa"/>
           </w:tcPr>
           <w:p>
             <w:pPr>
@@ -3997,7 +3997,7 @@
         </w:tc>
         <w:tc>
           <w:tcPr>
-            <w:tcW w:w="992" w:type="dxa"/>
+            <w:tcW w:w="878" w:type="dxa"/>
           </w:tcPr>
           <w:p>
             <w:pPr>
@@ -4020,7 +4020,7 @@
         </w:tc>
         <w:tc>
           <w:tcPr>
-            <w:tcW w:w="850" w:type="dxa"/>
+            <w:tcW w:w="753" w:type="dxa"/>
           </w:tcPr>
           <w:p>
             <w:pPr>
@@ -4035,7 +4035,7 @@
         </w:tc>
         <w:tc>
           <w:tcPr>
-            <w:tcW w:w="3261" w:type="dxa"/>
+            <w:tcW w:w="2887" w:type="dxa"/>
           </w:tcPr>
           <w:p>
             <w:pPr>
@@ -4078,7 +4078,7 @@
       <w:tr>
         <w:tc>
           <w:tcPr>
-            <w:tcW w:w="1809" w:type="dxa"/>
+            <w:tcW w:w="1602" w:type="dxa"/>
           </w:tcPr>
           <w:p>
             <w:pPr>
@@ -4100,7 +4100,7 @@
         </w:tc>
         <w:tc>
           <w:tcPr>
-            <w:tcW w:w="1418" w:type="dxa"/>
+            <w:tcW w:w="1255" w:type="dxa"/>
           </w:tcPr>
           <w:p>
             <w:pPr>
@@ -4122,7 +4122,7 @@
         </w:tc>
         <w:tc>
           <w:tcPr>
-            <w:tcW w:w="1276" w:type="dxa"/>
+            <w:tcW w:w="1130" w:type="dxa"/>
           </w:tcPr>
           <w:p>
             <w:pPr>
@@ -4144,7 +4144,7 @@
         </w:tc>
         <w:tc>
           <w:tcPr>
-            <w:tcW w:w="992" w:type="dxa"/>
+            <w:tcW w:w="878" w:type="dxa"/>
           </w:tcPr>
           <w:p>
             <w:pPr>
@@ -4167,7 +4167,7 @@
         </w:tc>
         <w:tc>
           <w:tcPr>
-            <w:tcW w:w="850" w:type="dxa"/>
+            <w:tcW w:w="753" w:type="dxa"/>
           </w:tcPr>
           <w:p>
             <w:pPr>
@@ -4182,7 +4182,7 @@
         </w:tc>
         <w:tc>
           <w:tcPr>
-            <w:tcW w:w="3261" w:type="dxa"/>
+            <w:tcW w:w="2887" w:type="dxa"/>
           </w:tcPr>
           <w:p>
             <w:pPr>
@@ -4206,7 +4206,7 @@
       <w:tr>
         <w:tc>
           <w:tcPr>
-            <w:tcW w:w="1809" w:type="dxa"/>
+            <w:tcW w:w="1602" w:type="dxa"/>
           </w:tcPr>
           <w:p>
             <w:pPr>
@@ -4228,7 +4228,7 @@
         </w:tc>
         <w:tc>
           <w:tcPr>
-            <w:tcW w:w="1418" w:type="dxa"/>
+            <w:tcW w:w="1255" w:type="dxa"/>
           </w:tcPr>
           <w:p>
             <w:pPr>
@@ -4250,7 +4250,7 @@
         </w:tc>
         <w:tc>
           <w:tcPr>
-            <w:tcW w:w="1276" w:type="dxa"/>
+            <w:tcW w:w="1130" w:type="dxa"/>
           </w:tcPr>
           <w:p>
             <w:pPr>
@@ -4272,7 +4272,7 @@
         </w:tc>
         <w:tc>
           <w:tcPr>
-            <w:tcW w:w="992" w:type="dxa"/>
+            <w:tcW w:w="878" w:type="dxa"/>
           </w:tcPr>
           <w:p>
             <w:pPr>
@@ -4295,7 +4295,7 @@
         </w:tc>
         <w:tc>
           <w:tcPr>
-            <w:tcW w:w="850" w:type="dxa"/>
+            <w:tcW w:w="753" w:type="dxa"/>
           </w:tcPr>
           <w:p>
             <w:pPr>
@@ -4310,7 +4310,7 @@
         </w:tc>
         <w:tc>
           <w:tcPr>
-            <w:tcW w:w="3261" w:type="dxa"/>
+            <w:tcW w:w="2887" w:type="dxa"/>
           </w:tcPr>
           <w:p>
             <w:pPr>
@@ -4334,7 +4334,7 @@
       <w:tr>
         <w:tc>
           <w:tcPr>
-            <w:tcW w:w="1809" w:type="dxa"/>
+            <w:tcW w:w="1602" w:type="dxa"/>
           </w:tcPr>
           <w:p>
             <w:pPr>
@@ -4356,7 +4356,7 @@
         </w:tc>
         <w:tc>
           <w:tcPr>
-            <w:tcW w:w="1418" w:type="dxa"/>
+            <w:tcW w:w="1255" w:type="dxa"/>
           </w:tcPr>
           <w:p>
             <w:pPr>
@@ -4378,7 +4378,7 @@
         </w:tc>
         <w:tc>
           <w:tcPr>
-            <w:tcW w:w="1276" w:type="dxa"/>
+            <w:tcW w:w="1130" w:type="dxa"/>
           </w:tcPr>
           <w:p>
             <w:pPr>
@@ -4400,7 +4400,7 @@
         </w:tc>
         <w:tc>
           <w:tcPr>
-            <w:tcW w:w="992" w:type="dxa"/>
+            <w:tcW w:w="878" w:type="dxa"/>
           </w:tcPr>
           <w:p>
             <w:pPr>
@@ -4423,7 +4423,7 @@
         </w:tc>
         <w:tc>
           <w:tcPr>
-            <w:tcW w:w="850" w:type="dxa"/>
+            <w:tcW w:w="753" w:type="dxa"/>
           </w:tcPr>
           <w:p>
             <w:pPr>
@@ -4438,7 +4438,7 @@
         </w:tc>
         <w:tc>
           <w:tcPr>
-            <w:tcW w:w="3261" w:type="dxa"/>
+            <w:tcW w:w="2887" w:type="dxa"/>
           </w:tcPr>
           <w:p>
             <w:pPr>
@@ -4466,7 +4466,7 @@
         </w:trPr>
         <w:tc>
           <w:tcPr>
-            <w:tcW w:w="1809" w:type="dxa"/>
+            <w:tcW w:w="1602" w:type="dxa"/>
           </w:tcPr>
           <w:p>
             <w:pPr>
@@ -4488,7 +4488,7 @@
         </w:tc>
         <w:tc>
           <w:tcPr>
-            <w:tcW w:w="1418" w:type="dxa"/>
+            <w:tcW w:w="1255" w:type="dxa"/>
           </w:tcPr>
           <w:p>
             <w:pPr>
@@ -4514,7 +4514,7 @@
         </w:tc>
         <w:tc>
           <w:tcPr>
-            <w:tcW w:w="1276" w:type="dxa"/>
+            <w:tcW w:w="1130" w:type="dxa"/>
           </w:tcPr>
           <w:p>
             <w:pPr>
@@ -4536,7 +4536,7 @@
         </w:tc>
         <w:tc>
           <w:tcPr>
-            <w:tcW w:w="992" w:type="dxa"/>
+            <w:tcW w:w="878" w:type="dxa"/>
           </w:tcPr>
           <w:p>
             <w:pPr>
@@ -4559,7 +4559,7 @@
         </w:tc>
         <w:tc>
           <w:tcPr>
-            <w:tcW w:w="850" w:type="dxa"/>
+            <w:tcW w:w="753" w:type="dxa"/>
           </w:tcPr>
           <w:p>
             <w:pPr>
@@ -4582,7 +4582,7 @@
         </w:tc>
         <w:tc>
           <w:tcPr>
-            <w:tcW w:w="3261" w:type="dxa"/>
+            <w:tcW w:w="2887" w:type="dxa"/>
           </w:tcPr>
           <w:p>
             <w:pPr>
@@ -4616,7 +4616,7 @@
       <w:tr>
         <w:tc>
           <w:tcPr>
-            <w:tcW w:w="1809" w:type="dxa"/>
+            <w:tcW w:w="1602" w:type="dxa"/>
           </w:tcPr>
           <w:p>
             <w:pPr>
@@ -4638,7 +4638,7 @@
         </w:tc>
         <w:tc>
           <w:tcPr>
-            <w:tcW w:w="1418" w:type="dxa"/>
+            <w:tcW w:w="1255" w:type="dxa"/>
           </w:tcPr>
           <w:p>
             <w:pPr>
@@ -4664,7 +4664,7 @@
         </w:tc>
         <w:tc>
           <w:tcPr>
-            <w:tcW w:w="1276" w:type="dxa"/>
+            <w:tcW w:w="1130" w:type="dxa"/>
           </w:tcPr>
           <w:p>
             <w:pPr>
@@ -4686,7 +4686,7 @@
         </w:tc>
         <w:tc>
           <w:tcPr>
-            <w:tcW w:w="992" w:type="dxa"/>
+            <w:tcW w:w="878" w:type="dxa"/>
           </w:tcPr>
           <w:p>
             <w:pPr>
@@ -4709,7 +4709,7 @@
         </w:tc>
         <w:tc>
           <w:tcPr>
-            <w:tcW w:w="850" w:type="dxa"/>
+            <w:tcW w:w="753" w:type="dxa"/>
           </w:tcPr>
           <w:p>
             <w:pPr>
@@ -4732,7 +4732,7 @@
         </w:tc>
         <w:tc>
           <w:tcPr>
-            <w:tcW w:w="3261" w:type="dxa"/>
+            <w:tcW w:w="2887" w:type="dxa"/>
           </w:tcPr>
           <w:p>
             <w:pPr>
@@ -4857,7 +4857,7 @@
       <w:tr>
         <w:tc>
           <w:tcPr>
-            <w:tcW w:w="1809" w:type="dxa"/>
+            <w:tcW w:w="1602" w:type="dxa"/>
           </w:tcPr>
           <w:p>
             <w:pPr>
@@ -4879,7 +4879,7 @@
         </w:tc>
         <w:tc>
           <w:tcPr>
-            <w:tcW w:w="1418" w:type="dxa"/>
+            <w:tcW w:w="1255" w:type="dxa"/>
           </w:tcPr>
           <w:p>
             <w:pPr>
@@ -4903,7 +4903,7 @@
         </w:tc>
         <w:tc>
           <w:tcPr>
-            <w:tcW w:w="1276" w:type="dxa"/>
+            <w:tcW w:w="1130" w:type="dxa"/>
           </w:tcPr>
           <w:p>
             <w:pPr>
@@ -4925,7 +4925,7 @@
         </w:tc>
         <w:tc>
           <w:tcPr>
-            <w:tcW w:w="992" w:type="dxa"/>
+            <w:tcW w:w="878" w:type="dxa"/>
           </w:tcPr>
           <w:p>
             <w:pPr>
@@ -4948,7 +4948,7 @@
         </w:tc>
         <w:tc>
           <w:tcPr>
-            <w:tcW w:w="850" w:type="dxa"/>
+            <w:tcW w:w="753" w:type="dxa"/>
           </w:tcPr>
           <w:p>
             <w:pPr>
@@ -4971,7 +4971,7 @@
         </w:tc>
         <w:tc>
           <w:tcPr>
-            <w:tcW w:w="3261" w:type="dxa"/>
+            <w:tcW w:w="2887" w:type="dxa"/>
           </w:tcPr>
           <w:p>
             <w:pPr>
@@ -4995,7 +4995,7 @@
       <w:tr>
         <w:tc>
           <w:tcPr>
-            <w:tcW w:w="1809" w:type="dxa"/>
+            <w:tcW w:w="1602" w:type="dxa"/>
           </w:tcPr>
           <w:p>
             <w:pPr>
@@ -5017,7 +5017,7 @@
         </w:tc>
         <w:tc>
           <w:tcPr>
-            <w:tcW w:w="1418" w:type="dxa"/>
+            <w:tcW w:w="1255" w:type="dxa"/>
           </w:tcPr>
           <w:p>
             <w:pPr>
@@ -5041,7 +5041,7 @@
         </w:tc>
         <w:tc>
           <w:tcPr>
-            <w:tcW w:w="1276" w:type="dxa"/>
+            <w:tcW w:w="1130" w:type="dxa"/>
           </w:tcPr>
           <w:p>
             <w:pPr>
@@ -5063,7 +5063,7 @@
         </w:tc>
         <w:tc>
           <w:tcPr>
-            <w:tcW w:w="992" w:type="dxa"/>
+            <w:tcW w:w="878" w:type="dxa"/>
           </w:tcPr>
           <w:p>
             <w:pPr>
@@ -5086,7 +5086,7 @@
         </w:tc>
         <w:tc>
           <w:tcPr>
-            <w:tcW w:w="850" w:type="dxa"/>
+            <w:tcW w:w="753" w:type="dxa"/>
           </w:tcPr>
           <w:p>
             <w:pPr>
@@ -5109,7 +5109,7 @@
         </w:tc>
         <w:tc>
           <w:tcPr>
-            <w:tcW w:w="3261" w:type="dxa"/>
+            <w:tcW w:w="2887" w:type="dxa"/>
           </w:tcPr>
           <w:p>
             <w:pPr>
@@ -5145,7 +5145,7 @@
       <w:tr>
         <w:tc>
           <w:tcPr>
-            <w:tcW w:w="1809" w:type="dxa"/>
+            <w:tcW w:w="1602" w:type="dxa"/>
           </w:tcPr>
           <w:p>
             <w:pPr>
@@ -5167,7 +5167,7 @@
         </w:tc>
         <w:tc>
           <w:tcPr>
-            <w:tcW w:w="1418" w:type="dxa"/>
+            <w:tcW w:w="1255" w:type="dxa"/>
           </w:tcPr>
           <w:p>
             <w:pPr>
@@ -5191,7 +5191,7 @@
         </w:tc>
         <w:tc>
           <w:tcPr>
-            <w:tcW w:w="1276" w:type="dxa"/>
+            <w:tcW w:w="1130" w:type="dxa"/>
           </w:tcPr>
           <w:p>
             <w:pPr>
@@ -5213,7 +5213,7 @@
         </w:tc>
         <w:tc>
           <w:tcPr>
-            <w:tcW w:w="992" w:type="dxa"/>
+            <w:tcW w:w="878" w:type="dxa"/>
           </w:tcPr>
           <w:p>
             <w:pPr>
@@ -5236,7 +5236,7 @@
         </w:tc>
         <w:tc>
           <w:tcPr>
-            <w:tcW w:w="850" w:type="dxa"/>
+            <w:tcW w:w="753" w:type="dxa"/>
           </w:tcPr>
           <w:p>
             <w:pPr>
@@ -5259,7 +5259,7 @@
         </w:tc>
         <w:tc>
           <w:tcPr>
-            <w:tcW w:w="3261" w:type="dxa"/>
+            <w:tcW w:w="2887" w:type="dxa"/>
           </w:tcPr>
           <w:p>
             <w:pPr>
@@ -5284,7 +5284,7 @@
       <w:tr>
         <w:tc>
           <w:tcPr>
-            <w:tcW w:w="1809" w:type="dxa"/>
+            <w:tcW w:w="1602" w:type="dxa"/>
           </w:tcPr>
           <w:p>
             <w:pPr>
@@ -5306,7 +5306,7 @@
         </w:tc>
         <w:tc>
           <w:tcPr>
-            <w:tcW w:w="1418" w:type="dxa"/>
+            <w:tcW w:w="1255" w:type="dxa"/>
           </w:tcPr>
           <w:p>
             <w:pPr>
@@ -5330,7 +5330,7 @@
         </w:tc>
         <w:tc>
           <w:tcPr>
-            <w:tcW w:w="1276" w:type="dxa"/>
+            <w:tcW w:w="1130" w:type="dxa"/>
           </w:tcPr>
           <w:p>
             <w:pPr>
@@ -5352,7 +5352,7 @@
         </w:tc>
         <w:tc>
           <w:tcPr>
-            <w:tcW w:w="992" w:type="dxa"/>
+            <w:tcW w:w="878" w:type="dxa"/>
           </w:tcPr>
           <w:p>
             <w:pPr>
@@ -5375,7 +5375,7 @@
         </w:tc>
         <w:tc>
           <w:tcPr>
-            <w:tcW w:w="850" w:type="dxa"/>
+            <w:tcW w:w="753" w:type="dxa"/>
           </w:tcPr>
           <w:p>
             <w:pPr>
@@ -5398,7 +5398,7 @@
         </w:tc>
         <w:tc>
           <w:tcPr>
-            <w:tcW w:w="3261" w:type="dxa"/>
+            <w:tcW w:w="2887" w:type="dxa"/>
           </w:tcPr>
           <w:p>
             <w:pPr>
@@ -5432,7 +5432,7 @@
       <w:tr>
         <w:tc>
           <w:tcPr>
-            <w:tcW w:w="1809" w:type="dxa"/>
+            <w:tcW w:w="1602" w:type="dxa"/>
           </w:tcPr>
           <w:p>
             <w:pPr>
@@ -5454,7 +5454,7 @@
         </w:tc>
         <w:tc>
           <w:tcPr>
-            <w:tcW w:w="1418" w:type="dxa"/>
+            <w:tcW w:w="1255" w:type="dxa"/>
           </w:tcPr>
           <w:p>
             <w:pPr>
@@ -5478,7 +5478,7 @@
         </w:tc>
         <w:tc>
           <w:tcPr>
-            <w:tcW w:w="1276" w:type="dxa"/>
+            <w:tcW w:w="1130" w:type="dxa"/>
           </w:tcPr>
           <w:p>
             <w:pPr>
@@ -5500,7 +5500,7 @@
         </w:tc>
         <w:tc>
           <w:tcPr>
-            <w:tcW w:w="992" w:type="dxa"/>
+            <w:tcW w:w="878" w:type="dxa"/>
           </w:tcPr>
           <w:p>
             <w:pPr>
@@ -5523,7 +5523,7 @@
         </w:tc>
         <w:tc>
           <w:tcPr>
-            <w:tcW w:w="850" w:type="dxa"/>
+            <w:tcW w:w="753" w:type="dxa"/>
           </w:tcPr>
           <w:p>
             <w:pPr>
@@ -5546,7 +5546,7 @@
         </w:tc>
         <w:tc>
           <w:tcPr>
-            <w:tcW w:w="3261" w:type="dxa"/>
+            <w:tcW w:w="2887" w:type="dxa"/>
           </w:tcPr>
           <w:p>
             <w:pPr>
@@ -5579,7 +5579,7 @@
       <w:tr>
         <w:tc>
           <w:tcPr>
-            <w:tcW w:w="1809" w:type="dxa"/>
+            <w:tcW w:w="1602" w:type="dxa"/>
           </w:tcPr>
           <w:p>
             <w:pPr>
@@ -5601,7 +5601,7 @@
         </w:tc>
         <w:tc>
           <w:tcPr>
-            <w:tcW w:w="1418" w:type="dxa"/>
+            <w:tcW w:w="1255" w:type="dxa"/>
           </w:tcPr>
           <w:p>
             <w:pPr>
@@ -5625,7 +5625,7 @@
         </w:tc>
         <w:tc>
           <w:tcPr>
-            <w:tcW w:w="1276" w:type="dxa"/>
+            <w:tcW w:w="1130" w:type="dxa"/>
           </w:tcPr>
           <w:p>
             <w:pPr>
@@ -5647,7 +5647,7 @@
         </w:tc>
         <w:tc>
           <w:tcPr>
-            <w:tcW w:w="992" w:type="dxa"/>
+            <w:tcW w:w="878" w:type="dxa"/>
           </w:tcPr>
           <w:p>
             <w:pPr>
@@ -5670,7 +5670,7 @@
         </w:tc>
         <w:tc>
           <w:tcPr>
-            <w:tcW w:w="850" w:type="dxa"/>
+            <w:tcW w:w="753" w:type="dxa"/>
           </w:tcPr>
           <w:p>
             <w:pPr>
@@ -5693,7 +5693,7 @@
         </w:tc>
         <w:tc>
           <w:tcPr>
-            <w:tcW w:w="3261" w:type="dxa"/>
+            <w:tcW w:w="2887" w:type="dxa"/>
           </w:tcPr>
           <w:p>
             <w:pPr>
@@ -5726,7 +5726,7 @@
       <w:tr>
         <w:tc>
           <w:tcPr>
-            <w:tcW w:w="1809" w:type="dxa"/>
+            <w:tcW w:w="1602" w:type="dxa"/>
           </w:tcPr>
           <w:p>
             <w:pPr>
@@ -5748,7 +5748,7 @@
         </w:tc>
         <w:tc>
           <w:tcPr>
-            <w:tcW w:w="1418" w:type="dxa"/>
+            <w:tcW w:w="1255" w:type="dxa"/>
           </w:tcPr>
           <w:p>
             <w:pPr>
@@ -5772,7 +5772,7 @@
         </w:tc>
         <w:tc>
           <w:tcPr>
-            <w:tcW w:w="1276" w:type="dxa"/>
+            <w:tcW w:w="1130" w:type="dxa"/>
           </w:tcPr>
           <w:p>
             <w:pPr>
@@ -5794,7 +5794,7 @@
         </w:tc>
         <w:tc>
           <w:tcPr>
-            <w:tcW w:w="992" w:type="dxa"/>
+            <w:tcW w:w="878" w:type="dxa"/>
           </w:tcPr>
           <w:p>
             <w:pPr>
@@ -5817,7 +5817,7 @@
         </w:tc>
         <w:tc>
           <w:tcPr>
-            <w:tcW w:w="850" w:type="dxa"/>
+            <w:tcW w:w="753" w:type="dxa"/>
           </w:tcPr>
           <w:p>
             <w:pPr>
@@ -5840,7 +5840,7 @@
         </w:tc>
         <w:tc>
           <w:tcPr>
-            <w:tcW w:w="3261" w:type="dxa"/>
+            <w:tcW w:w="2887" w:type="dxa"/>
           </w:tcPr>
           <w:p>
             <w:pPr>
@@ -5873,7 +5873,7 @@
       <w:tr>
         <w:tc>
           <w:tcPr>
-            <w:tcW w:w="1809" w:type="dxa"/>
+            <w:tcW w:w="1602" w:type="dxa"/>
           </w:tcPr>
           <w:p>
             <w:pPr>
@@ -5895,7 +5895,7 @@
         </w:tc>
         <w:tc>
           <w:tcPr>
-            <w:tcW w:w="1418" w:type="dxa"/>
+            <w:tcW w:w="1255" w:type="dxa"/>
           </w:tcPr>
           <w:p>
             <w:pPr>
@@ -5919,7 +5919,7 @@
         </w:tc>
         <w:tc>
           <w:tcPr>
-            <w:tcW w:w="1276" w:type="dxa"/>
+            <w:tcW w:w="1130" w:type="dxa"/>
           </w:tcPr>
           <w:p>
             <w:pPr>
@@ -5941,7 +5941,7 @@
         </w:tc>
         <w:tc>
           <w:tcPr>
-            <w:tcW w:w="992" w:type="dxa"/>
+            <w:tcW w:w="878" w:type="dxa"/>
           </w:tcPr>
           <w:p>
             <w:pPr>
@@ -5964,7 +5964,7 @@
         </w:tc>
         <w:tc>
           <w:tcPr>
-            <w:tcW w:w="850" w:type="dxa"/>
+            <w:tcW w:w="753" w:type="dxa"/>
           </w:tcPr>
           <w:p>
             <w:pPr>
@@ -5987,7 +5987,7 @@
         </w:tc>
         <w:tc>
           <w:tcPr>
-            <w:tcW w:w="3261" w:type="dxa"/>
+            <w:tcW w:w="2887" w:type="dxa"/>
           </w:tcPr>
           <w:p>
             <w:pPr>
@@ -6020,7 +6020,7 @@
       <w:tr>
         <w:tc>
           <w:tcPr>
-            <w:tcW w:w="1809" w:type="dxa"/>
+            <w:tcW w:w="1602" w:type="dxa"/>
           </w:tcPr>
           <w:p>
             <w:pPr>
@@ -6042,7 +6042,7 @@
         </w:tc>
         <w:tc>
           <w:tcPr>
-            <w:tcW w:w="1418" w:type="dxa"/>
+            <w:tcW w:w="1255" w:type="dxa"/>
           </w:tcPr>
           <w:p>
             <w:pPr>
@@ -6066,7 +6066,7 @@
         </w:tc>
         <w:tc>
           <w:tcPr>
-            <w:tcW w:w="1276" w:type="dxa"/>
+            <w:tcW w:w="1130" w:type="dxa"/>
           </w:tcPr>
           <w:p>
             <w:pPr>
@@ -6088,7 +6088,7 @@
         </w:tc>
         <w:tc>
           <w:tcPr>
-            <w:tcW w:w="992" w:type="dxa"/>
+            <w:tcW w:w="878" w:type="dxa"/>
           </w:tcPr>
           <w:p>
             <w:pPr>
@@ -6111,7 +6111,7 @@
         </w:tc>
         <w:tc>
           <w:tcPr>
-            <w:tcW w:w="850" w:type="dxa"/>
+            <w:tcW w:w="753" w:type="dxa"/>
           </w:tcPr>
           <w:p>
             <w:pPr>
@@ -6134,7 +6134,7 @@
         </w:tc>
         <w:tc>
           <w:tcPr>
-            <w:tcW w:w="3261" w:type="dxa"/>
+            <w:tcW w:w="2887" w:type="dxa"/>
           </w:tcPr>
           <w:p>
             <w:pPr>
@@ -6297,7 +6297,7 @@
       <w:tr>
         <w:tc>
           <w:tcPr>
-            <w:tcW w:w="1809" w:type="dxa"/>
+            <w:tcW w:w="1602" w:type="dxa"/>
           </w:tcPr>
           <w:p>
             <w:pPr>
@@ -6319,7 +6319,7 @@
         </w:tc>
         <w:tc>
           <w:tcPr>
-            <w:tcW w:w="1418" w:type="dxa"/>
+            <w:tcW w:w="1255" w:type="dxa"/>
           </w:tcPr>
           <w:p>
             <w:pPr>
@@ -6343,7 +6343,7 @@
         </w:tc>
         <w:tc>
           <w:tcPr>
-            <w:tcW w:w="1276" w:type="dxa"/>
+            <w:tcW w:w="1130" w:type="dxa"/>
           </w:tcPr>
           <w:p>
             <w:pPr>
@@ -6365,7 +6365,7 @@
         </w:tc>
         <w:tc>
           <w:tcPr>
-            <w:tcW w:w="992" w:type="dxa"/>
+            <w:tcW w:w="878" w:type="dxa"/>
           </w:tcPr>
           <w:p>
             <w:pPr>
@@ -6388,7 +6388,7 @@
         </w:tc>
         <w:tc>
           <w:tcPr>
-            <w:tcW w:w="850" w:type="dxa"/>
+            <w:tcW w:w="753" w:type="dxa"/>
           </w:tcPr>
           <w:p>
             <w:pPr>
@@ -6411,7 +6411,7 @@
         </w:tc>
         <w:tc>
           <w:tcPr>
-            <w:tcW w:w="3261" w:type="dxa"/>
+            <w:tcW w:w="2887" w:type="dxa"/>
           </w:tcPr>
           <w:p>
             <w:pPr>

--- a/respuestas_VALO/Diseño Archivo Cuotas VALO - RESPONDIDO.docx
+++ b/respuestas_VALO/Diseño Archivo Cuotas VALO - RESPONDIDO.docx
@@ -4833,7 +4833,7 @@
                 <w:szCs w:val="18"/>
                 <w:lang w:val="es-AR"/>
               </w:rPr>
-              <w:t xml:space="preserve">Factor = (1 + TD/100) ^ ( −(fecha vto. cuota − fecha de cálculo, en días) / 365 ). La TD y la fecha de cálculo las informa el Banco. En este campo se informa el factor redondeado a 2 decimales.</w:t>
+              <w:t xml:space="preserve">Factor = (1 + TD/100) ^ ( −(fecha vto. cuota − fecha de liquidación, en días) / 365 ). La TD (tasa efectiva anual) y la fecha de liquidación las informa el Banco. En este campo se informa el factor redondeado a 2 decimales.</w:t>
             </w:r>
           </w:p>
           <w:p>
@@ -4849,7 +4849,7 @@
                 <w:szCs w:val="18"/>
                 <w:lang w:val="es-AR"/>
               </w:rPr>
-              <w:t xml:space="preserve">Ejemplo (TD 57.83, fecha de cálculo 24/09/2026), cuota con vto. 20/12/2026: 87 días → Factor = 1.5783^(−87/365) = 0.896934 → se informa 0.90.</w:t>
+              <w:t xml:space="preserve">Ejemplo (ver Excel adjunto): TD 58.59, fecha de liquidación 03/08/2026, cuota con vto. 20/08/2026: 17 días → Factor = 1.5859^(−17/365) = 0.978751 → se informa 0.98.</w:t>
             </w:r>
           </w:p>
         </w:tc>
@@ -6225,7 +6225,7 @@
                 <w:szCs w:val="18"/>
                 <w:lang w:val="es-AR"/>
               </w:rPr>
-              <w:t xml:space="preserve">Valor Descontado de la cuota = Importe de cuota × Factor, redondeado a 2 decimales (se calcula con el factor sin redondear).</w:t>
+              <w:t xml:space="preserve">Valor Descontado de la cuota = (CAP + INTADEV de la cuota) × Factor, redondeado a 2 decimales (se calcula con el factor sin redondear). El IVA no se descuenta.</w:t>
             </w:r>
           </w:p>
           <w:p>
@@ -6241,7 +6241,7 @@
                 <w:szCs w:val="18"/>
                 <w:lang w:val="es-AR"/>
               </w:rPr>
-              <w:t xml:space="preserve">Ejemplo: 14718.47 × 0.896934 = 13201.49.</w:t>
+              <w:t xml:space="preserve">Ejemplo: (43774.04 + 64166.67) × 0.978751 = 107940.71 × 0.978751 = 105647.05.</w:t>
             </w:r>
           </w:p>
           <w:p>
@@ -6273,7 +6273,7 @@
                 <w:szCs w:val="18"/>
                 <w:lang w:val="es-AR"/>
               </w:rPr>
-              <w:t xml:space="preserve">5,7,23XXXXXXXX4,4100007591,1,2026/12/20,14718.47,0.90,718.47,14000.00,0.00,13201.49,1516.98</w:t>
+              <w:t xml:space="preserve">2,7,20100000000,300026842,1,2026/08/20,121415.71,0.98,43774.04,64166.67,13475.00,105647.05,2293.66</w:t>
             </w:r>
           </w:p>
           <w:p>
@@ -6289,7 +6289,7 @@
                 <w:szCs w:val="18"/>
                 <w:lang w:val="es-AR"/>
               </w:rPr>
-              <w:t xml:space="preserve">5,7,23XXXXXXXX4,4100007591,2,2027/01/20,14718.47,0.86,781.34,13937.13,0.00,12699.61,2018.86</w:t>
+              <w:t xml:space="preserve">2,7,20100000000,300026842,2,2026/09/20,121415.71,0.94,47658.26,60956.57,12800.88,102223.67,6391.16</w:t>
             </w:r>
           </w:p>
         </w:tc>
@@ -6504,7 +6504,7 @@
                 <w:szCs w:val="18"/>
                 <w:lang w:val="es-AR"/>
               </w:rPr>
-              <w:t xml:space="preserve">Interés a Descuento = Importe de cuota − Valor Descontado. Ejemplo: 14718.47 − 13201.49 = 1516.98.</w:t>
+              <w:t xml:space="preserve">Interés a Descuento = CAP + INTADEV − Valor Descontado. Ejemplo: 107940.71 − 105647.05 = 2293.66.</w:t>
             </w:r>
           </w:p>
           <w:p>
@@ -6520,7 +6520,23 @@
                 <w:szCs w:val="18"/>
                 <w:lang w:val="es-AR"/>
               </w:rPr>
-              <w:t xml:space="preserve">La suma por crédito de Valor Descontado e Interés a Descuento de este archivo debe coincidir con los campos 25 y 26 del archivo de Créditos.</w:t>
+              <w:t xml:space="preserve">La suma por crédito de Valor Descontado e Interés a Descuento de este archivo debe coincidir con los campos 25 y 26 del archivo de Créditos. Cabecera del ejemplo:</w:t>
+            </w:r>
+          </w:p>
+          <w:p>
+            <w:pPr>
+              <w:spacing w:before="60" w:after="0"/>
+              <w:ind w:left="0" w:firstLine="0"/>
+            </w:pPr>
+            <w:r>
+              <w:rPr>
+                <w:rFonts w:ascii="Calibri" w:hAnsi="Calibri" w:cs="Calibri"/>
+                <w:color w:val="1F4E79"/>
+                <w:sz w:val="18"/>
+                <w:szCs w:val="18"/>
+                <w:lang w:val="es-AR"/>
+              </w:rPr>
+              <w:t xml:space="preserve">CUOTAS,ALTA,12,1,198,9999,30000000000,875000.00,480982.26,101006.26,1078989.10,276993.16</w:t>
             </w:r>
           </w:p>
         </w:tc>
